--- a/OmniSuite_ERP_User_Manual.docx
+++ b/OmniSuite_ERP_User_Manual.docx
@@ -14832,6 +14832,139 @@
       <w:pPr>
         <w:spacing w:after="120"/>
       </w:pPr>
+    </w:p>
+    <w:p>
+      <w:pPr>
+        <w:pStyle w:val="Heading1"/>
+        <w:spacing w:before="280" w:after="120"/>
+      </w:pPr>
+      <w:r>
+        <w:rPr>
+          <w:b/>
+          <w:color w:val="0E3646"/>
+          <w:sz w:val="40"/>
+        </w:rPr>
+        <w:t>Section 14: Business Intelligence, ETL &amp; Data Integration User Manual</w:t>
+      </w:r>
+    </w:p>
+    <w:p>
+      <w:r>
+        <w:t>The OmniSuite BI Module provides a unified data platform with full ETL integration. Authorized users can manage data ingestion, build visual transformation recipes, monitor automated ETL pipelines, review quarantined records, slice multidimensional metrics, and investigate automated business anomalies.</w:t>
+      </w:r>
+    </w:p>
+    <w:p>
+      <w:pPr>
+        <w:pStyle w:val="Heading2"/>
+        <w:spacing w:before="280" w:after="120"/>
+      </w:pPr>
+      <w:r>
+        <w:rPr>
+          <w:b/>
+          <w:color w:val="F57C00"/>
+          <w:sz w:val="30"/>
+        </w:rPr>
+        <w:t>14.1 Managing Data Sources &amp; File Ingestion</w:t>
+      </w:r>
+    </w:p>
+    <w:p>
+      <w:r>
+        <w:t>Navigate to Data &amp; ETL Integration -&gt; Data Sources &amp; Ingestion to view operational ERP sources and external datasets. Click 'Import File Source' to upload Excel (.xlsx, .xls) or CSV spreadsheets. Use 'Test Connection' to verify source health and 'Sync Now' to trigger on-demand data extraction.</w:t>
+      </w:r>
+    </w:p>
+    <w:p>
+      <w:pPr>
+        <w:pStyle w:val="Heading2"/>
+        <w:spacing w:before="280" w:after="120"/>
+      </w:pPr>
+      <w:r>
+        <w:rPr>
+          <w:b/>
+          <w:color w:val="F57C00"/>
+          <w:sz w:val="30"/>
+        </w:rPr>
+        <w:t>14.2 Data Preparation &amp; Transformation Studio</w:t>
+      </w:r>
+    </w:p>
+    <w:p>
+      <w:r>
+        <w:t>Navigate to Data Preparation Studio to design custom transformation recipes. Users can add calculated columns with formulas (e.g., net_amount - cost_amount), clean whitespace, apply conditional filters, and cast data types with live before-and-after previews.</w:t>
+      </w:r>
+    </w:p>
+    <w:p>
+      <w:pPr>
+        <w:pStyle w:val="Heading2"/>
+        <w:spacing w:before="280" w:after="120"/>
+      </w:pPr>
+      <w:r>
+        <w:rPr>
+          <w:b/>
+          <w:color w:val="F57C00"/>
+          <w:sz w:val="30"/>
+        </w:rPr>
+        <w:t>14.3 Monitoring ETL Pipelines &amp; Execution History</w:t>
+      </w:r>
+    </w:p>
+    <w:p>
+      <w:r>
+        <w:t>Navigate to ETL Pipelines Manager to view pipeline status, schedule crons, and the 6-stage execution stepper (Extract -&gt; Validate -&gt; Transform -&gt; Quality Check -&gt; Load -&gt; Complete). Click 'View History' to inspect millisecond stage timings and logs.</w:t>
+      </w:r>
+    </w:p>
+    <w:p>
+      <w:pPr>
+        <w:pStyle w:val="Heading2"/>
+        <w:spacing w:before="280" w:after="120"/>
+      </w:pPr>
+      <w:r>
+        <w:rPr>
+          <w:b/>
+          <w:color w:val="F57C00"/>
+          <w:sz w:val="30"/>
+        </w:rPr>
+        <w:t>14.4 Data Quality Scoring &amp; Quarantined Records</w:t>
+      </w:r>
+    </w:p>
+    <w:p>
+      <w:r>
+        <w:t>Navigate to Data Quality &amp; Quarantine to inspect enterprise data validation scores (0-100%). Records failing validation rules are quarantined in bi_rejected_records. Click 'Inspect Payload' to view the raw record and rejection reasons.</w:t>
+      </w:r>
+    </w:p>
+    <w:p>
+      <w:pPr>
+        <w:pStyle w:val="Heading2"/>
+        <w:spacing w:before="280" w:after="120"/>
+      </w:pPr>
+      <w:r>
+        <w:rPr>
+          <w:b/>
+          <w:color w:val="F57C00"/>
+          <w:sz w:val="30"/>
+        </w:rPr>
+        <w:t>14.5 Multidimensional Slicing &amp; Period Variance</w:t>
+      </w:r>
+    </w:p>
+    <w:p>
+      <w:r>
+        <w:t>Navigate to Multidimensional Slicing to select measures (Revenue, Cost, Profit Margin, Quantity) and slice across dimensions (Month, Quarter, Branch, Customer, Product). The system calculates growth variance percentages and exports multi-sheet Excel reports.</w:t>
+      </w:r>
+    </w:p>
+    <w:p>
+      <w:pPr>
+        <w:pStyle w:val="Heading2"/>
+        <w:spacing w:before="280" w:after="120"/>
+      </w:pPr>
+      <w:r>
+        <w:rPr>
+          <w:b/>
+          <w:color w:val="F57C00"/>
+          <w:sz w:val="30"/>
+        </w:rPr>
+        <w:t>14.6 Automated Business Exceptions &amp; Anomaly Alerts</w:t>
+      </w:r>
+    </w:p>
+    <w:p>
+      <w:r>
+        <w:t>Navigate to Automated Exceptions to view autonomous alerts for revenue drops, negative margins, low-stock reorder emergencies, and overdue receivables. Click 'Investigate' to open interactive drill-down modals directly into the root-cause data.</w:t>
+      </w:r>
     </w:p>
     <w:sectPr>
       <w:headerReference w:type="default" r:id="rId15"/>
